--- a/Tables/Table_3.docx
+++ b/Tables/Table_3.docx
@@ -141,37 +141,37 @@
               <w:pStyle w:val="Normal"/>
             </w:pPr>
             <w:r>
-              <w:t>0.53 ± 0.46 (0.43)</w:t>
-            </w:r>
-          </w:p>
-        </w:tc>
-        <w:tc>
-          <w:p>
-            <w:pPr>
-              <w:pStyle w:val="Normal"/>
-            </w:pPr>
-            <w:r>
-              <w:t>2 ± 1.4 (1.6)</w:t>
-            </w:r>
-          </w:p>
-        </w:tc>
-        <w:tc>
-          <w:p>
-            <w:pPr>
-              <w:pStyle w:val="Normal"/>
-            </w:pPr>
-            <w:r>
-              <w:t>7.3 ± 0.82</w:t>
-            </w:r>
-          </w:p>
-        </w:tc>
-        <w:tc>
-          <w:p>
-            <w:pPr>
-              <w:pStyle w:val="Normal"/>
-            </w:pPr>
-            <w:r>
-              <w:t>425 ± 5.6</w:t>
+              <w:t>0.27 ± 4.6 (0.12)</w:t>
+            </w:r>
+          </w:p>
+        </w:tc>
+        <w:tc>
+          <w:p>
+            <w:pPr>
+              <w:pStyle w:val="Normal"/>
+            </w:pPr>
+            <w:r>
+              <w:t>5.3 ± 1.5 (5.6)</w:t>
+            </w:r>
+          </w:p>
+        </w:tc>
+        <w:tc>
+          <w:p>
+            <w:pPr>
+              <w:pStyle w:val="Normal"/>
+            </w:pPr>
+            <w:r>
+              <w:t>7 ± 0.73</w:t>
+            </w:r>
+          </w:p>
+        </w:tc>
+        <w:tc>
+          <w:p>
+            <w:pPr>
+              <w:pStyle w:val="Normal"/>
+            </w:pPr>
+            <w:r>
+              <w:t>393 ± 5.2</w:t>
             </w:r>
           </w:p>
         </w:tc>
@@ -223,37 +223,37 @@
               <w:pStyle w:val="Normal"/>
             </w:pPr>
             <w:r>
-              <w:t>0.54 ± 0.46 (0.44)</w:t>
-            </w:r>
-          </w:p>
-        </w:tc>
-        <w:tc>
-          <w:p>
-            <w:pPr>
-              <w:pStyle w:val="Normal"/>
-            </w:pPr>
-            <w:r>
-              <w:t>2 ± 1.5 (1.6)</w:t>
-            </w:r>
-          </w:p>
-        </w:tc>
-        <w:tc>
-          <w:p>
-            <w:pPr>
-              <w:pStyle w:val="Normal"/>
-            </w:pPr>
-            <w:r>
-              <w:t>7.8 ± 0.94</w:t>
-            </w:r>
-          </w:p>
-        </w:tc>
-        <w:tc>
-          <w:p>
-            <w:pPr>
-              <w:pStyle w:val="Normal"/>
-            </w:pPr>
-            <w:r>
-              <w:t>425 ± 5.6</w:t>
+              <w:t>0.27 ± 3.2 (0.12)</w:t>
+            </w:r>
+          </w:p>
+        </w:tc>
+        <w:tc>
+          <w:p>
+            <w:pPr>
+              <w:pStyle w:val="Normal"/>
+            </w:pPr>
+            <w:r>
+              <w:t>5.4 ± 1.6 (5.8)</w:t>
+            </w:r>
+          </w:p>
+        </w:tc>
+        <w:tc>
+          <w:p>
+            <w:pPr>
+              <w:pStyle w:val="Normal"/>
+            </w:pPr>
+            <w:r>
+              <w:t>8.7 ± 0.81</w:t>
+            </w:r>
+          </w:p>
+        </w:tc>
+        <w:tc>
+          <w:p>
+            <w:pPr>
+              <w:pStyle w:val="Normal"/>
+            </w:pPr>
+            <w:r>
+              <w:t>393 ± 5.2</w:t>
             </w:r>
           </w:p>
         </w:tc>
@@ -305,17 +305,17 @@
               <w:pStyle w:val="Normal"/>
             </w:pPr>
             <w:r>
-              <w:t>0.73 ± 0.91 (0.56)</w:t>
-            </w:r>
-          </w:p>
-        </w:tc>
-        <w:tc>
-          <w:p>
-            <w:pPr>
-              <w:pStyle w:val="Normal"/>
-            </w:pPr>
-            <w:r>
-              <w:t>1.2 ± 0.42 (1.2)</w:t>
+              <w:t>2.2 ± 42 (0.74)</w:t>
+            </w:r>
+          </w:p>
+        </w:tc>
+        <w:tc>
+          <w:p>
+            <w:pPr>
+              <w:pStyle w:val="Normal"/>
+            </w:pPr>
+            <w:r>
+              <w:t>0.92 ± 0.47 (0.94)</w:t>
             </w:r>
           </w:p>
         </w:tc>
@@ -335,7 +335,7 @@
               <w:pStyle w:val="Normal"/>
             </w:pPr>
             <w:r>
-              <w:t>46 ± 0.62</w:t>
+              <w:t>43 ± 0.58</w:t>
             </w:r>
           </w:p>
         </w:tc>
@@ -387,37 +387,37 @@
               <w:pStyle w:val="Normal"/>
             </w:pPr>
             <w:r>
-              <w:t>0.7 ± 0.43 (0.58)</w:t>
-            </w:r>
-          </w:p>
-        </w:tc>
-        <w:tc>
-          <w:p>
-            <w:pPr>
-              <w:pStyle w:val="Normal"/>
-            </w:pPr>
-            <w:r>
-              <w:t>1.2 ± 0.36 (1.2)</w:t>
-            </w:r>
-          </w:p>
-        </w:tc>
-        <w:tc>
-          <w:p>
-            <w:pPr>
-              <w:pStyle w:val="Normal"/>
-            </w:pPr>
-            <w:r>
-              <w:t>14 ± 1</w:t>
-            </w:r>
-          </w:p>
-        </w:tc>
-        <w:tc>
-          <w:p>
-            <w:pPr>
-              <w:pStyle w:val="Normal"/>
-            </w:pPr>
-            <w:r>
-              <w:t>346 ± 4.7</w:t>
+              <w:t>2.3 ± 40 (0.83)</w:t>
+            </w:r>
+          </w:p>
+        </w:tc>
+        <w:tc>
+          <w:p>
+            <w:pPr>
+              <w:pStyle w:val="Normal"/>
+            </w:pPr>
+            <w:r>
+              <w:t>0.84 ± 0.43 (0.84)</w:t>
+            </w:r>
+          </w:p>
+        </w:tc>
+        <w:tc>
+          <w:p>
+            <w:pPr>
+              <w:pStyle w:val="Normal"/>
+            </w:pPr>
+            <w:r>
+              <w:t>15 ± 0.96</w:t>
+            </w:r>
+          </w:p>
+        </w:tc>
+        <w:tc>
+          <w:p>
+            <w:pPr>
+              <w:pStyle w:val="Normal"/>
+            </w:pPr>
+            <w:r>
+              <w:t>320 ± 4.3</w:t>
             </w:r>
           </w:p>
         </w:tc>
@@ -469,37 +469,37 @@
               <w:pStyle w:val="Normal"/>
             </w:pPr>
             <w:r>
-              <w:t>0.76 ± 0.62 (0.6)</w:t>
-            </w:r>
-          </w:p>
-        </w:tc>
-        <w:tc>
-          <w:p>
-            <w:pPr>
-              <w:pStyle w:val="Normal"/>
-            </w:pPr>
-            <w:r>
-              <w:t>1.2 ± 0.49 (1.2)</w:t>
-            </w:r>
-          </w:p>
-        </w:tc>
-        <w:tc>
-          <w:p>
-            <w:pPr>
-              <w:pStyle w:val="Normal"/>
-            </w:pPr>
-            <w:r>
-              <w:t>15 ± 1.5</w:t>
-            </w:r>
-          </w:p>
-        </w:tc>
-        <w:tc>
-          <w:p>
-            <w:pPr>
-              <w:pStyle w:val="Normal"/>
-            </w:pPr>
-            <w:r>
-              <w:t>692 ± 9.4</w:t>
+              <w:t>2.8 ± 56 (0.95)</w:t>
+            </w:r>
+          </w:p>
+        </w:tc>
+        <w:tc>
+          <w:p>
+            <w:pPr>
+              <w:pStyle w:val="Normal"/>
+            </w:pPr>
+            <w:r>
+              <w:t>0.8 ± 0.5 (0.73)</w:t>
+            </w:r>
+          </w:p>
+        </w:tc>
+        <w:tc>
+          <w:p>
+            <w:pPr>
+              <w:pStyle w:val="Normal"/>
+            </w:pPr>
+            <w:r>
+              <w:t>16 ± 1.4</w:t>
+            </w:r>
+          </w:p>
+        </w:tc>
+        <w:tc>
+          <w:p>
+            <w:pPr>
+              <w:pStyle w:val="Normal"/>
+            </w:pPr>
+            <w:r>
+              <w:t>640 ± 8.7</w:t>
             </w:r>
           </w:p>
         </w:tc>
@@ -551,17 +551,17 @@
               <w:pStyle w:val="Normal"/>
             </w:pPr>
             <w:r>
-              <w:t>0.57 ± 0.93 (0.38)</w:t>
-            </w:r>
-          </w:p>
-        </w:tc>
-        <w:tc>
-          <w:p>
-            <w:pPr>
-              <w:pStyle w:val="Normal"/>
-            </w:pPr>
-            <w:r>
-              <w:t>1.7 ± 0.63 (1.8)</w:t>
+              <w:t>1 ± 36 (0.34)</w:t>
+            </w:r>
+          </w:p>
+        </w:tc>
+        <w:tc>
+          <w:p>
+            <w:pPr>
+              <w:pStyle w:val="Normal"/>
+            </w:pPr>
+            <w:r>
+              <w:t>2 ± 0.64 (2.1)</w:t>
             </w:r>
           </w:p>
         </w:tc>
@@ -581,7 +581,7 @@
               <w:pStyle w:val="Normal"/>
             </w:pPr>
             <w:r>
-              <w:t>35 ± 1.1</w:t>
+              <w:t>32 ± 0.97</w:t>
             </w:r>
           </w:p>
         </w:tc>
@@ -633,37 +633,37 @@
               <w:pStyle w:val="Normal"/>
             </w:pPr>
             <w:r>
-              <w:t>0.5 ± 0.39 (0.41)</w:t>
-            </w:r>
-          </w:p>
-        </w:tc>
-        <w:tc>
-          <w:p>
-            <w:pPr>
-              <w:pStyle w:val="Normal"/>
-            </w:pPr>
-            <w:r>
-              <w:t>1.6 ± 0.46 (1.7)</w:t>
-            </w:r>
-          </w:p>
-        </w:tc>
-        <w:tc>
-          <w:p>
-            <w:pPr>
-              <w:pStyle w:val="Normal"/>
-            </w:pPr>
-            <w:r>
-              <w:t>14 ± 1.2</w:t>
-            </w:r>
-          </w:p>
-        </w:tc>
-        <w:tc>
-          <w:p>
-            <w:pPr>
-              <w:pStyle w:val="Normal"/>
-            </w:pPr>
-            <w:r>
-              <w:t>262 ± 7.9</w:t>
+              <w:t>0.77 ± 11 (0.38)</w:t>
+            </w:r>
+          </w:p>
+        </w:tc>
+        <w:tc>
+          <w:p>
+            <w:pPr>
+              <w:pStyle w:val="Normal"/>
+            </w:pPr>
+            <w:r>
+              <w:t>1.7 ± 0.49 (1.8)</w:t>
+            </w:r>
+          </w:p>
+        </w:tc>
+        <w:tc>
+          <w:p>
+            <w:pPr>
+              <w:pStyle w:val="Normal"/>
+            </w:pPr>
+            <w:r>
+              <w:t>14 ± 1.1</w:t>
+            </w:r>
+          </w:p>
+        </w:tc>
+        <w:tc>
+          <w:p>
+            <w:pPr>
+              <w:pStyle w:val="Normal"/>
+            </w:pPr>
+            <w:r>
+              <w:t>242 ± 7.3</w:t>
             </w:r>
           </w:p>
         </w:tc>
@@ -715,37 +715,37 @@
               <w:pStyle w:val="Normal"/>
             </w:pPr>
             <w:r>
-              <w:t>0.52 ± 0.48 (0.43)</w:t>
-            </w:r>
-          </w:p>
-        </w:tc>
-        <w:tc>
-          <w:p>
-            <w:pPr>
-              <w:pStyle w:val="Normal"/>
-            </w:pPr>
-            <w:r>
-              <w:t>1.6 ± 0.49 (1.6)</w:t>
-            </w:r>
-          </w:p>
-        </w:tc>
-        <w:tc>
-          <w:p>
-            <w:pPr>
-              <w:pStyle w:val="Normal"/>
-            </w:pPr>
-            <w:r>
-              <w:t>15 ± 1.5</w:t>
-            </w:r>
-          </w:p>
-        </w:tc>
-        <w:tc>
-          <w:p>
-            <w:pPr>
-              <w:pStyle w:val="Normal"/>
-            </w:pPr>
-            <w:r>
-              <w:t>524 ± 16</w:t>
+              <w:t>0.81 ± 11 (0.43)</w:t>
+            </w:r>
+          </w:p>
+        </w:tc>
+        <w:tc>
+          <w:p>
+            <w:pPr>
+              <w:pStyle w:val="Normal"/>
+            </w:pPr>
+            <w:r>
+              <w:t>1.6 ± 0.52 (1.6)</w:t>
+            </w:r>
+          </w:p>
+        </w:tc>
+        <w:tc>
+          <w:p>
+            <w:pPr>
+              <w:pStyle w:val="Normal"/>
+            </w:pPr>
+            <w:r>
+              <w:t>15 ± 1.4</w:t>
+            </w:r>
+          </w:p>
+        </w:tc>
+        <w:tc>
+          <w:p>
+            <w:pPr>
+              <w:pStyle w:val="Normal"/>
+            </w:pPr>
+            <w:r>
+              <w:t>485 ± 15</w:t>
             </w:r>
           </w:p>
         </w:tc>
